--- a/rapports/2026-06-06/EQ1/EQ1_sup_v2/DR_011301130032/13-26-92-31.docx
+++ b/rapports/2026-06-06/EQ1/EQ1_sup_v2/DR_011301130032/13-26-92-31.docx
@@ -1804,7 +1804,7 @@
                 <w:color w:val="16A34A"/>
                 <w:sz w:val="16"/>
               </w:rPr>
-              <w:t>—</w:t>
+              <w:t>s01q02, s01q12, s01q13, s02q03__2, s03q01, s01q00b</w:t>
             </w:r>
           </w:p>
         </w:tc>
@@ -1835,7 +1835,7 @@
                 <w:i w:val="0"/>
                 <w:sz w:val="17"/>
               </w:rPr>
-              <w:t>Veuillez revoir la section santé de ce ménage.</w:t>
+              <w:t>La section n'est pas renseignée pour aissata ba, prière de la renseigner.</w:t>
             </w:r>
           </w:p>
         </w:tc>
@@ -1868,6 +1868,96 @@
                 <w:i w:val="0"/>
                 <w:sz w:val="16"/>
               </w:rPr>
+              <w:t>S03</w:t>
+              <w:br/>
+            </w:r>
+            <w:r>
+              <w:rPr>
+                <w:b w:val="0"/>
+                <w:i w:val="0"/>
+                <w:color w:val="64748B"/>
+                <w:sz w:val="14"/>
+              </w:rPr>
+              <w:t>Santé</w:t>
+            </w:r>
+          </w:p>
+        </w:tc>
+        <w:tc>
+          <w:tcPr>
+            <w:tcW w:type="dxa" w:w="1531"/>
+          </w:tcPr>
+          <w:p>
+            <w:r>
+              <w:rPr>
+                <w:b/>
+                <w:i w:val="0"/>
+                <w:color w:val="16A34A"/>
+                <w:sz w:val="16"/>
+              </w:rPr>
+              <w:t>—</w:t>
+            </w:r>
+          </w:p>
+        </w:tc>
+        <w:tc>
+          <w:tcPr>
+            <w:tcW w:type="dxa" w:w="1191"/>
+          </w:tcPr>
+          <w:p>
+            <w:r>
+              <w:rPr>
+                <w:b w:val="0"/>
+                <w:i w:val="0"/>
+                <w:color w:val="64748B"/>
+                <w:sz w:val="16"/>
+              </w:rPr>
+              <w:t>GT-CQ</w:t>
+            </w:r>
+          </w:p>
+        </w:tc>
+        <w:tc>
+          <w:tcPr>
+            <w:tcW w:type="dxa" w:w="4706"/>
+          </w:tcPr>
+          <w:p>
+            <w:r>
+              <w:rPr>
+                <w:b w:val="0"/>
+                <w:i w:val="0"/>
+                <w:sz w:val="17"/>
+              </w:rPr>
+              <w:t>Veuillez revoir la section santé de ce ménage.</w:t>
+            </w:r>
+          </w:p>
+        </w:tc>
+      </w:tr>
+      <w:tr>
+        <w:tc>
+          <w:tcPr>
+            <w:tcW w:type="dxa" w:w="964"/>
+          </w:tcPr>
+          <w:p>
+            <w:r>
+              <w:rPr>
+                <w:b/>
+                <w:i w:val="0"/>
+                <w:color w:val="EA580C"/>
+                <w:sz w:val="16"/>
+              </w:rPr>
+              <w:t>Moyenne</w:t>
+            </w:r>
+          </w:p>
+        </w:tc>
+        <w:tc>
+          <w:tcPr>
+            <w:tcW w:type="dxa" w:w="1247"/>
+          </w:tcPr>
+          <w:p>
+            <w:r>
+              <w:rPr>
+                <w:b/>
+                <w:i w:val="0"/>
+                <w:sz w:val="16"/>
+              </w:rPr>
               <w:t>S04</w:t>
               <w:br/>
             </w:r>
@@ -5256,96 +5346,6 @@
                 <w:sz w:val="17"/>
               </w:rPr>
               <w:t>Prière de vérifier ou confirmer avec l'enquêté et mettre les bonnes valeurs après verification, s'il le faut.</w:t>
-            </w:r>
-          </w:p>
-        </w:tc>
-      </w:tr>
-      <w:tr>
-        <w:tc>
-          <w:tcPr>
-            <w:tcW w:type="dxa" w:w="964"/>
-          </w:tcPr>
-          <w:p>
-            <w:r>
-              <w:rPr>
-                <w:b/>
-                <w:i w:val="0"/>
-                <w:color w:val="EA580C"/>
-                <w:sz w:val="16"/>
-              </w:rPr>
-              <w:t>Moyenne</w:t>
-            </w:r>
-          </w:p>
-        </w:tc>
-        <w:tc>
-          <w:tcPr>
-            <w:tcW w:type="dxa" w:w="1247"/>
-          </w:tcPr>
-          <w:p>
-            <w:r>
-              <w:rPr>
-                <w:b/>
-                <w:i w:val="0"/>
-                <w:sz w:val="16"/>
-              </w:rPr>
-              <w:t>S13</w:t>
-              <w:br/>
-            </w:r>
-            <w:r>
-              <w:rPr>
-                <w:b w:val="0"/>
-                <w:i w:val="0"/>
-                <w:color w:val="64748B"/>
-                <w:sz w:val="14"/>
-              </w:rPr>
-              <w:t>Transferts</w:t>
-            </w:r>
-          </w:p>
-        </w:tc>
-        <w:tc>
-          <w:tcPr>
-            <w:tcW w:type="dxa" w:w="1531"/>
-          </w:tcPr>
-          <w:p>
-            <w:r>
-              <w:rPr>
-                <w:b/>
-                <w:i w:val="0"/>
-                <w:color w:val="16A34A"/>
-                <w:sz w:val="16"/>
-              </w:rPr>
-              <w:t>s00q07a, s00q08, s00q10, s00q13_0, s00q15_0, s00q17_0, s00q23a, s00q23b</w:t>
-            </w:r>
-          </w:p>
-        </w:tc>
-        <w:tc>
-          <w:tcPr>
-            <w:tcW w:type="dxa" w:w="1191"/>
-          </w:tcPr>
-          <w:p>
-            <w:r>
-              <w:rPr>
-                <w:b w:val="0"/>
-                <w:i w:val="0"/>
-                <w:color w:val="64748B"/>
-                <w:sz w:val="16"/>
-              </w:rPr>
-              <w:t>GT-CQ</w:t>
-            </w:r>
-          </w:p>
-        </w:tc>
-        <w:tc>
-          <w:tcPr>
-            <w:tcW w:type="dxa" w:w="4706"/>
-          </w:tcPr>
-          <w:p>
-            <w:r>
-              <w:rPr>
-                <w:b w:val="0"/>
-                <w:i w:val="0"/>
-                <w:sz w:val="17"/>
-              </w:rPr>
-              <w:t>L'enquêteur prière de fournir d'effort pour avoir le niveau d'étude et l'âge de celui qui a béneficié de l'argent dans la section 13b (Transfert emis).</w:t>
             </w:r>
           </w:p>
         </w:tc>
